--- a/examples/legal_demo.docx
+++ b/examples/legal_demo.docx
@@ -582,13 +582,8 @@
         <w:t xml:space="preserve"> </w:t>
       </w:r>
       <w:r>
-        <w:t>Including any deductions you authorize in writing.</w:t>
-      </w:r>
-    </w:p>
-    <w:p>
-      <w:pPr>
-        <w:pStyle w:val="FootnoteText"/>
-      </w:pPr>
+        <w:t xml:space="preserve">Including any deductions you authorize in writing. </w:t>
+      </w:r>
     </w:p>
   </w:footnote>
 </w:footnotes>

--- a/examples/legal_demo.docx
+++ b/examples/legal_demo.docx
@@ -241,6 +241,221 @@
         <w:pStyle w:val="BodyText"/>
       </w:pPr>
       <w:r>
+        <w:t>Your grants under this offer are:</w:t>
+      </w:r>
+    </w:p>
+    <w:tbl>
+      <w:tblPr>
+        <w:tblStyle w:val="TableGrid"/>
+        <w:tblW w:type="auto" w:w="0"/>
+        <w:tblLook w:val="04A0" w:firstRow="1" w:lastRow="0" w:firstColumn="0" w:lastColumn="0" w:noHBand="0" w:noVBand="1"/>
+      </w:tblPr>
+      <w:tblGrid>
+        <w:gridCol w:w="2340"/>
+        <w:gridCol w:w="2340"/>
+        <w:gridCol w:w="2340"/>
+        <w:gridCol w:w="2340"/>
+      </w:tblGrid>
+      <w:tr>
+        <w:trPr>
+          <w:tblHeader/>
+        </w:trPr>
+        <w:tc>
+          <w:tcPr/>
+          <w:p>
+            <w:pPr>
+              <w:pStyle w:val="Compact"/>
+            </w:pPr>
+            <w:r>
+              <w:rPr>
+                <w:b/>
+                <w:bCs/>
+              </w:rPr>
+              <w:t>Grant date</w:t>
+            </w:r>
+          </w:p>
+        </w:tc>
+        <w:tc>
+          <w:tcPr/>
+          <w:p>
+            <w:pPr>
+              <w:pStyle w:val="Compact"/>
+            </w:pPr>
+            <w:r>
+              <w:rPr>
+                <w:b/>
+                <w:bCs/>
+              </w:rPr>
+              <w:t>Shares</w:t>
+            </w:r>
+          </w:p>
+        </w:tc>
+        <w:tc>
+          <w:tcPr/>
+          <w:p>
+            <w:pPr>
+              <w:pStyle w:val="Compact"/>
+            </w:pPr>
+            <w:r>
+              <w:rPr>
+                <w:b/>
+                <w:bCs/>
+              </w:rPr>
+              <w:t>Class</w:t>
+            </w:r>
+          </w:p>
+        </w:tc>
+        <w:tc>
+          <w:tcPr/>
+          <w:p>
+            <w:pPr>
+              <w:pStyle w:val="Compact"/>
+            </w:pPr>
+            <w:r>
+              <w:rPr>
+                <w:b/>
+                <w:bCs/>
+              </w:rPr>
+              <w:t>Vesting</w:t>
+            </w:r>
+          </w:p>
+        </w:tc>
+      </w:tr>
+      <w:tr>
+        <w:tc>
+          <w:tcPr/>
+          <w:p>
+            <w:pPr>
+              <w:pStyle w:val="Compact"/>
+            </w:pPr>
+            <w:r>
+              <w:t>{{#grants}}</w:t>
+            </w:r>
+          </w:p>
+        </w:tc>
+        <w:tc>
+          <w:tcPr/>
+          <w:p>
+            <w:pPr>
+              <w:pStyle w:val="Compact"/>
+            </w:pPr>
+          </w:p>
+        </w:tc>
+        <w:tc>
+          <w:tcPr/>
+          <w:p>
+            <w:pPr>
+              <w:pStyle w:val="Compact"/>
+            </w:pPr>
+          </w:p>
+        </w:tc>
+        <w:tc>
+          <w:tcPr/>
+          <w:p>
+            <w:pPr>
+              <w:pStyle w:val="Compact"/>
+            </w:pPr>
+          </w:p>
+        </w:tc>
+      </w:tr>
+      <w:tr>
+        <w:tc>
+          <w:tcPr/>
+          <w:p>
+            <w:pPr>
+              <w:pStyle w:val="Compact"/>
+            </w:pPr>
+            <w:fldSimple w:instr=" MERGEFIELD grant_date ">
+              <w:r>
+                <w:t>«grant_date»</w:t>
+              </w:r>
+            </w:fldSimple>
+          </w:p>
+        </w:tc>
+        <w:tc>
+          <w:tcPr/>
+          <w:p>
+            <w:pPr>
+              <w:pStyle w:val="Compact"/>
+            </w:pPr>
+            <w:fldSimple w:instr=" MERGEFIELD shares ">
+              <w:r>
+                <w:t>«shares»</w:t>
+              </w:r>
+            </w:fldSimple>
+          </w:p>
+        </w:tc>
+        <w:tc>
+          <w:tcPr/>
+          <w:p>
+            <w:pPr>
+              <w:pStyle w:val="Compact"/>
+            </w:pPr>
+            <w:fldSimple w:instr=" MERGEFIELD class_of_stock ">
+              <w:r>
+                <w:t>«class_of_stock»</w:t>
+              </w:r>
+            </w:fldSimple>
+          </w:p>
+        </w:tc>
+        <w:tc>
+          <w:tcPr/>
+          <w:p>
+            <w:pPr>
+              <w:pStyle w:val="Compact"/>
+            </w:pPr>
+            <w:fldSimple w:instr=" MERGEFIELD vesting_schedule ">
+              <w:r>
+                <w:t>«vesting_schedule»</w:t>
+              </w:r>
+            </w:fldSimple>
+          </w:p>
+        </w:tc>
+      </w:tr>
+      <w:tr>
+        <w:tc>
+          <w:tcPr/>
+          <w:p>
+            <w:pPr>
+              <w:pStyle w:val="Compact"/>
+            </w:pPr>
+            <w:r>
+              <w:t>{{/grants}}</w:t>
+            </w:r>
+          </w:p>
+        </w:tc>
+        <w:tc>
+          <w:tcPr/>
+          <w:p>
+            <w:pPr>
+              <w:pStyle w:val="Compact"/>
+            </w:pPr>
+          </w:p>
+        </w:tc>
+        <w:tc>
+          <w:tcPr/>
+          <w:p>
+            <w:pPr>
+              <w:pStyle w:val="Compact"/>
+            </w:pPr>
+          </w:p>
+        </w:tc>
+        <w:tc>
+          <w:tcPr/>
+          <w:p>
+            <w:pPr>
+              <w:pStyle w:val="Compact"/>
+            </w:pPr>
+          </w:p>
+        </w:tc>
+      </w:tr>
+    </w:tbl>
+    <w:p/>
+    <w:p>
+      <w:pPr>
+        <w:pStyle w:val="FirstParagraph"/>
+      </w:pPr>
+      <w:r>
         <w:t xml:space="preserve">Tax treatment is your responsibility; see also </w:t>
       </w:r>
       <w:r>
@@ -259,11 +474,59 @@
       <w:pPr>
         <w:pStyle w:val="Heading2"/>
       </w:pPr>
-      <w:bookmarkStart w:id="4" w:name="sec_atwill"/>
+      <w:bookmarkStart w:id="4" w:name="sec_conting"/>
+      <w:r>
+        <w:t>Contingencies</w:t>
+      </w:r>
+      <w:bookmarkEnd w:id="4"/>
+    </w:p>
+    <w:p>
+      <w:pPr>
+        <w:pStyle w:val="FirstParagraph"/>
+      </w:pPr>
+      <w:r>
+        <w:t>This offer is contingent on each of the following:</w:t>
+      </w:r>
+    </w:p>
+    <w:p>
+      <w:pPr>
+        <w:pStyle w:val="BodyText"/>
+      </w:pPr>
+      <w:r>
+        <w:t>{{#contingencies}}</w:t>
+      </w:r>
+    </w:p>
+    <w:p>
+      <w:pPr>
+        <w:pStyle w:val="ListParagraph"/>
+        <w:numPr>
+          <w:ilvl w:val="0"/>
+          <w:numId w:val="2"/>
+        </w:numPr>
+      </w:pPr>
+      <w:fldSimple w:instr=" MERGEFIELD . ">
+        <w:r>
+          <w:t>«.»</w:t>
+        </w:r>
+      </w:fldSimple>
+    </w:p>
+    <w:p>
+      <w:pPr>
+        <w:pStyle w:val="BodyText"/>
+      </w:pPr>
+      <w:r>
+        <w:t>{{/contingencies}}</w:t>
+      </w:r>
+    </w:p>
+    <w:p>
+      <w:pPr>
+        <w:pStyle w:val="Heading2"/>
+      </w:pPr>
+      <w:bookmarkStart w:id="5" w:name="sec_atwill"/>
       <w:r>
         <w:t>At-Will Employment</w:t>
       </w:r>
-      <w:bookmarkEnd w:id="4"/>
+      <w:bookmarkEnd w:id="5"/>
     </w:p>
     <w:p>
       <w:pPr>
@@ -591,6 +854,174 @@
 
 <file path=word/numbering.xml><?xml version="1.0" encoding="utf-8"?>
 <w:numbering xmlns:w="http://schemas.openxmlformats.org/wordprocessingml/2006/main">
+  <w:abstractNum w:abstractNumId="0">
+    <w:multiLevelType w:val="hybridMultilevel"/>
+    <w:lvl w:ilvl="0">
+      <w:start w:val="1"/>
+      <w:numFmt w:val="bullet"/>
+      <w:lvlText w:val="•"/>
+      <w:lvlJc w:val="left"/>
+      <w:pPr>
+        <w:ind w:left="720" w:hanging="360"/>
+      </w:pPr>
+    </w:lvl>
+    <w:lvl w:ilvl="1">
+      <w:start w:val="1"/>
+      <w:numFmt w:val="bullet"/>
+      <w:lvlText w:val="◦"/>
+      <w:lvlJc w:val="left"/>
+      <w:pPr>
+        <w:ind w:left="1440" w:hanging="360"/>
+      </w:pPr>
+    </w:lvl>
+    <w:lvl w:ilvl="2">
+      <w:start w:val="1"/>
+      <w:numFmt w:val="bullet"/>
+      <w:lvlText w:val="▪"/>
+      <w:lvlJc w:val="left"/>
+      <w:pPr>
+        <w:ind w:left="2160" w:hanging="360"/>
+      </w:pPr>
+    </w:lvl>
+    <w:lvl w:ilvl="3">
+      <w:start w:val="1"/>
+      <w:numFmt w:val="bullet"/>
+      <w:lvlText w:val="•"/>
+      <w:lvlJc w:val="left"/>
+      <w:pPr>
+        <w:ind w:left="2880" w:hanging="360"/>
+      </w:pPr>
+    </w:lvl>
+    <w:lvl w:ilvl="4">
+      <w:start w:val="1"/>
+      <w:numFmt w:val="bullet"/>
+      <w:lvlText w:val="◦"/>
+      <w:lvlJc w:val="left"/>
+      <w:pPr>
+        <w:ind w:left="3600" w:hanging="360"/>
+      </w:pPr>
+    </w:lvl>
+    <w:lvl w:ilvl="5">
+      <w:start w:val="1"/>
+      <w:numFmt w:val="bullet"/>
+      <w:lvlText w:val="▪"/>
+      <w:lvlJc w:val="left"/>
+      <w:pPr>
+        <w:ind w:left="4320" w:hanging="360"/>
+      </w:pPr>
+    </w:lvl>
+    <w:lvl w:ilvl="6">
+      <w:start w:val="1"/>
+      <w:numFmt w:val="bullet"/>
+      <w:lvlText w:val="•"/>
+      <w:lvlJc w:val="left"/>
+      <w:pPr>
+        <w:ind w:left="5040" w:hanging="360"/>
+      </w:pPr>
+    </w:lvl>
+    <w:lvl w:ilvl="7">
+      <w:start w:val="1"/>
+      <w:numFmt w:val="bullet"/>
+      <w:lvlText w:val="◦"/>
+      <w:lvlJc w:val="left"/>
+      <w:pPr>
+        <w:ind w:left="5760" w:hanging="360"/>
+      </w:pPr>
+    </w:lvl>
+    <w:lvl w:ilvl="8">
+      <w:start w:val="1"/>
+      <w:numFmt w:val="bullet"/>
+      <w:lvlText w:val="▪"/>
+      <w:lvlJc w:val="left"/>
+      <w:pPr>
+        <w:ind w:left="6480" w:hanging="360"/>
+      </w:pPr>
+    </w:lvl>
+  </w:abstractNum>
+  <w:abstractNum w:abstractNumId="1">
+    <w:multiLevelType w:val="hybridMultilevel"/>
+    <w:lvl w:ilvl="0">
+      <w:start w:val="1"/>
+      <w:numFmt w:val="decimal"/>
+      <w:lvlText w:val="%1."/>
+      <w:lvlJc w:val="left"/>
+      <w:pPr>
+        <w:ind w:left="720" w:hanging="360"/>
+      </w:pPr>
+    </w:lvl>
+    <w:lvl w:ilvl="1">
+      <w:start w:val="1"/>
+      <w:numFmt w:val="lowerLetter"/>
+      <w:lvlText w:val="%2."/>
+      <w:lvlJc w:val="left"/>
+      <w:pPr>
+        <w:ind w:left="1440" w:hanging="360"/>
+      </w:pPr>
+    </w:lvl>
+    <w:lvl w:ilvl="2">
+      <w:start w:val="1"/>
+      <w:numFmt w:val="lowerRoman"/>
+      <w:lvlText w:val="%3."/>
+      <w:lvlJc w:val="left"/>
+      <w:pPr>
+        <w:ind w:left="2160" w:hanging="360"/>
+      </w:pPr>
+    </w:lvl>
+    <w:lvl w:ilvl="3">
+      <w:start w:val="1"/>
+      <w:numFmt w:val="decimal"/>
+      <w:lvlText w:val="%4."/>
+      <w:lvlJc w:val="left"/>
+      <w:pPr>
+        <w:ind w:left="2880" w:hanging="360"/>
+      </w:pPr>
+    </w:lvl>
+    <w:lvl w:ilvl="4">
+      <w:start w:val="1"/>
+      <w:numFmt w:val="lowerLetter"/>
+      <w:lvlText w:val="%5."/>
+      <w:lvlJc w:val="left"/>
+      <w:pPr>
+        <w:ind w:left="3600" w:hanging="360"/>
+      </w:pPr>
+    </w:lvl>
+    <w:lvl w:ilvl="5">
+      <w:start w:val="1"/>
+      <w:numFmt w:val="lowerRoman"/>
+      <w:lvlText w:val="%6."/>
+      <w:lvlJc w:val="left"/>
+      <w:pPr>
+        <w:ind w:left="4320" w:hanging="360"/>
+      </w:pPr>
+    </w:lvl>
+    <w:lvl w:ilvl="6">
+      <w:start w:val="1"/>
+      <w:numFmt w:val="decimal"/>
+      <w:lvlText w:val="%7."/>
+      <w:lvlJc w:val="left"/>
+      <w:pPr>
+        <w:ind w:left="5040" w:hanging="360"/>
+      </w:pPr>
+    </w:lvl>
+    <w:lvl w:ilvl="7">
+      <w:start w:val="1"/>
+      <w:numFmt w:val="lowerLetter"/>
+      <w:lvlText w:val="%8."/>
+      <w:lvlJc w:val="left"/>
+      <w:pPr>
+        <w:ind w:left="5760" w:hanging="360"/>
+      </w:pPr>
+    </w:lvl>
+    <w:lvl w:ilvl="8">
+      <w:start w:val="1"/>
+      <w:numFmt w:val="lowerRoman"/>
+      <w:lvlText w:val="%9."/>
+      <w:lvlJc w:val="left"/>
+      <w:pPr>
+        <w:ind w:left="6480" w:hanging="360"/>
+      </w:pPr>
+    </w:lvl>
+  </w:abstractNum>
   <w:abstractNum w:abstractNumId="2">
     <w:multiLevelType w:val="multilevel"/>
     <w:lvl w:ilvl="0">
@@ -656,6 +1087,36 @@
   </w:abstractNum>
   <w:num w:numId="1">
     <w:abstractNumId w:val="2"/>
+  </w:num>
+  <w:num w:numId="2">
+    <w:abstractNumId w:val="0"/>
+    <w:lvlOverride w:ilvl="0">
+      <w:startOverride w:val="1"/>
+    </w:lvlOverride>
+    <w:lvlOverride w:ilvl="1">
+      <w:startOverride w:val="1"/>
+    </w:lvlOverride>
+    <w:lvlOverride w:ilvl="2">
+      <w:startOverride w:val="1"/>
+    </w:lvlOverride>
+    <w:lvlOverride w:ilvl="3">
+      <w:startOverride w:val="1"/>
+    </w:lvlOverride>
+    <w:lvlOverride w:ilvl="4">
+      <w:startOverride w:val="1"/>
+    </w:lvlOverride>
+    <w:lvlOverride w:ilvl="5">
+      <w:startOverride w:val="1"/>
+    </w:lvlOverride>
+    <w:lvlOverride w:ilvl="6">
+      <w:startOverride w:val="1"/>
+    </w:lvlOverride>
+    <w:lvlOverride w:ilvl="7">
+      <w:startOverride w:val="1"/>
+    </w:lvlOverride>
+    <w:lvlOverride w:ilvl="8">
+      <w:startOverride w:val="1"/>
+    </w:lvlOverride>
   </w:num>
 </w:numbering>
 </file>

--- a/examples/legal_demo.docx
+++ b/examples/legal_demo.docx
@@ -137,7 +137,7 @@
         <w:pStyle w:val="BodyText"/>
       </w:pPr>
       <w:r>
-        <w:t>{{#equity.options}}</w:t>
+        <w:t>«#equity.options»</w:t>
       </w:r>
     </w:p>
     <w:p>
@@ -185,7 +185,128 @@
         <w:pStyle w:val="BodyText"/>
       </w:pPr>
       <w:r>
-        <w:t>{{/equity.options}}</w:t>
+        <w:t xml:space="preserve">Your option will be granted in tranches, </w:t>
+      </w:r>
+      <w:fldSimple w:instr=" MERGEFIELD total_shares ">
+        <w:r>
+          <w:t>«total_shares»</w:t>
+        </w:r>
+      </w:fldSimple>
+      <w:r>
+        <w:t xml:space="preserve"> shares in all:</w:t>
+      </w:r>
+    </w:p>
+    <w:tbl>
+      <w:tblPr>
+        <w:tblStyle w:val="TableGrid"/>
+        <w:tblW w:type="auto" w:w="0"/>
+        <w:tblLook w:val="04A0" w:firstRow="1" w:lastRow="0" w:firstColumn="0" w:lastColumn="0" w:noHBand="0" w:noVBand="1"/>
+      </w:tblPr>
+      <w:tblGrid>
+        <w:gridCol w:w="4680"/>
+        <w:gridCol w:w="4680"/>
+      </w:tblGrid>
+      <w:tr>
+        <w:trPr>
+          <w:tblHeader/>
+        </w:trPr>
+        <w:tc>
+          <w:tcPr/>
+          <w:p>
+            <w:pPr>
+              <w:pStyle w:val="Compact"/>
+            </w:pPr>
+            <w:r>
+              <w:rPr>
+                <w:b/>
+                <w:bCs/>
+              </w:rPr>
+              <w:t>Grant date</w:t>
+            </w:r>
+          </w:p>
+        </w:tc>
+        <w:tc>
+          <w:tcPr/>
+          <w:p>
+            <w:pPr>
+              <w:pStyle w:val="Compact"/>
+            </w:pPr>
+            <w:r>
+              <w:rPr>
+                <w:b/>
+                <w:bCs/>
+              </w:rPr>
+              <w:t>Shares</w:t>
+            </w:r>
+          </w:p>
+        </w:tc>
+      </w:tr>
+      <w:tr>
+        <w:tc>
+          <w:tcPr>
+            <w:gridSpan w:val="2"/>
+          </w:tcPr>
+          <w:p>
+            <w:pPr>
+              <w:pStyle w:val="BodyText"/>
+            </w:pPr>
+            <w:r>
+              <w:t>«#grants»</w:t>
+            </w:r>
+          </w:p>
+        </w:tc>
+      </w:tr>
+      <w:tr>
+        <w:tc>
+          <w:tcPr/>
+          <w:p>
+            <w:pPr>
+              <w:pStyle w:val="Compact"/>
+            </w:pPr>
+            <w:fldSimple w:instr=" MERGEFIELD date ">
+              <w:r>
+                <w:t>«date»</w:t>
+              </w:r>
+            </w:fldSimple>
+          </w:p>
+        </w:tc>
+        <w:tc>
+          <w:tcPr/>
+          <w:p>
+            <w:pPr>
+              <w:pStyle w:val="Compact"/>
+            </w:pPr>
+            <w:fldSimple w:instr=" MERGEFIELD shares ">
+              <w:r>
+                <w:t>«shares»</w:t>
+              </w:r>
+            </w:fldSimple>
+          </w:p>
+        </w:tc>
+      </w:tr>
+      <w:tr>
+        <w:tc>
+          <w:tcPr>
+            <w:gridSpan w:val="2"/>
+          </w:tcPr>
+          <w:p>
+            <w:pPr>
+              <w:pStyle w:val="BodyText"/>
+            </w:pPr>
+            <w:r>
+              <w:t>«/grants»</w:t>
+            </w:r>
+          </w:p>
+        </w:tc>
+      </w:tr>
+    </w:tbl>
+    <w:p/>
+    <w:p>
+      <w:pPr>
+        <w:pStyle w:val="BodyText"/>
+      </w:pPr>
+      <w:r>
+        <w:t>«/equity.options»</w:t>
       </w:r>
     </w:p>
     <w:p>
@@ -193,7 +314,15 @@
         <w:pStyle w:val="BodyText"/>
       </w:pPr>
       <w:r>
-        <w:t>{{#equity.restricted_stock}}</w:t>
+        <w:t>«^equity.options»</w:t>
+      </w:r>
+    </w:p>
+    <w:p>
+      <w:pPr>
+        <w:pStyle w:val="FirstParagraph"/>
+      </w:pPr>
+      <w:r>
+        <w:t>This offer includes no stock option component.</w:t>
       </w:r>
     </w:p>
     <w:p>
@@ -201,6 +330,22 @@
         <w:pStyle w:val="BodyText"/>
       </w:pPr>
       <w:r>
+        <w:t>«/equity.options»</w:t>
+      </w:r>
+    </w:p>
+    <w:p>
+      <w:pPr>
+        <w:pStyle w:val="BodyText"/>
+      </w:pPr>
+      <w:r>
+        <w:t>«#equity.restricted_stock»</w:t>
+      </w:r>
+    </w:p>
+    <w:p>
+      <w:pPr>
+        <w:pStyle w:val="BodyText"/>
+      </w:pPr>
+      <w:r>
         <w:t xml:space="preserve">Subject to Board approval, you will be granted the right to purchase </w:t>
       </w:r>
       <w:fldSimple w:instr=" MERGEFIELD number_shares ">
@@ -233,7 +378,7 @@
         <w:pStyle w:val="BodyText"/>
       </w:pPr>
       <w:r>
-        <w:t>{{/equity.restricted_stock}}</w:t>
+        <w:t>«/equity.restricted_stock»</w:t>
       </w:r>
     </w:p>
     <w:p>
@@ -438,13 +583,30 @@
               <w:pStyle w:val="Compact"/>
             </w:pPr>
             <w:r>
+              <w:t>«#manager»</w:t>
+            </w:r>
+            <w:r>
               <w:t xml:space="preserve">Name: </w:t>
             </w:r>
-            <w:fldSimple w:instr=" MERGEFIELD hiring_manager_name ">
+            <w:fldSimple w:instr=" MERGEFIELD name ">
               <w:r>
-                <w:t>«hiring_manager_name»</w:t>
+                <w:t>«name»</w:t>
               </w:r>
             </w:fldSimple>
+            <w:r>
+              <w:t xml:space="preserve"> (</w:t>
+            </w:r>
+            <w:fldSimple w:instr=" MERGEFIELD title ">
+              <w:r>
+                <w:t>«title»</w:t>
+              </w:r>
+            </w:fldSimple>
+            <w:r>
+              <w:t>)</w:t>
+            </w:r>
+            <w:r>
+              <w:t>«/manager»</w:t>
+            </w:r>
           </w:p>
         </w:tc>
         <w:tc>
